--- a/FUNKTORY LOGICZNE CW 2 Prawa de Morgana 03062023 VOL VI.docx
+++ b/FUNKTORY LOGICZNE CW 2 Prawa de Morgana 03062023 VOL VI.docx
@@ -2415,6 +2415,13 @@
                 <w:szCs w:val="16"/>
               </w:rPr>
             </w:pPr>
+            <w:r>
+              <w:rPr>
+                <w:sz w:val="16"/>
+                <w:szCs w:val="16"/>
+              </w:rPr>
+              <w:t>0</w:t>
+            </w:r>
           </w:p>
         </w:tc>
       </w:tr>
@@ -2553,6 +2560,13 @@
                 <w:szCs w:val="16"/>
               </w:rPr>
             </w:pPr>
+            <w:r>
+              <w:rPr>
+                <w:sz w:val="16"/>
+                <w:szCs w:val="16"/>
+              </w:rPr>
+              <w:t>1</w:t>
+            </w:r>
           </w:p>
         </w:tc>
       </w:tr>
@@ -4929,15 +4943,6 @@
         <w:t>NAND</w:t>
       </w:r>
     </w:p>
-    <w:p>
-      <w:pPr>
-        <w:pStyle w:val="Legenda"/>
-        <w:rPr>
-          <w:sz w:val="16"/>
-          <w:szCs w:val="16"/>
-        </w:rPr>
-      </w:pPr>
-    </w:p>
     <w:tbl>
       <w:tblPr>
         <w:tblStyle w:val="Tabela-Siatka"/>
@@ -4946,11 +4951,11 @@
         <w:tblLook w:val="04A0" w:firstRow="1" w:lastRow="0" w:firstColumn="1" w:lastColumn="0" w:noHBand="0" w:noVBand="1"/>
       </w:tblPr>
       <w:tblGrid>
-        <w:gridCol w:w="4893"/>
+        <w:gridCol w:w="6246"/>
         <w:gridCol w:w="506"/>
-        <w:gridCol w:w="936"/>
-        <w:gridCol w:w="914"/>
-        <w:gridCol w:w="1535"/>
+        <w:gridCol w:w="537"/>
+        <w:gridCol w:w="522"/>
+        <w:gridCol w:w="973"/>
       </w:tblGrid>
       <w:tr>
         <w:trPr>
@@ -5092,6 +5097,48 @@
                 <w:szCs w:val="16"/>
               </w:rPr>
             </w:pPr>
+            <w:r>
+              <w:rPr>
+                <w:noProof/>
+                <w:sz w:val="16"/>
+                <w:szCs w:val="16"/>
+              </w:rPr>
+              <w:drawing>
+                <wp:inline distT="0" distB="0" distL="0" distR="0" wp14:anchorId="4D0FA42F" wp14:editId="7900D33E">
+                  <wp:extent cx="3824229" cy="2520564"/>
+                  <wp:effectExtent l="0" t="0" r="5080" b="0"/>
+                  <wp:docPr id="4" name="Obraz 4"/>
+                  <wp:cNvGraphicFramePr>
+                    <a:graphicFrameLocks xmlns:a="http://schemas.openxmlformats.org/drawingml/2006/main" noChangeAspect="1"/>
+                  </wp:cNvGraphicFramePr>
+                  <a:graphic xmlns:a="http://schemas.openxmlformats.org/drawingml/2006/main">
+                    <a:graphicData uri="http://schemas.openxmlformats.org/drawingml/2006/picture">
+                      <pic:pic xmlns:pic="http://schemas.openxmlformats.org/drawingml/2006/picture">
+                        <pic:nvPicPr>
+                          <pic:cNvPr id="1" name=""/>
+                          <pic:cNvPicPr/>
+                        </pic:nvPicPr>
+                        <pic:blipFill>
+                          <a:blip r:embed="rId10"/>
+                          <a:stretch>
+                            <a:fillRect/>
+                          </a:stretch>
+                        </pic:blipFill>
+                        <pic:spPr>
+                          <a:xfrm>
+                            <a:off x="0" y="0"/>
+                            <a:ext cx="3839357" cy="2530535"/>
+                          </a:xfrm>
+                          <a:prstGeom prst="rect">
+                            <a:avLst/>
+                          </a:prstGeom>
+                        </pic:spPr>
+                      </pic:pic>
+                    </a:graphicData>
+                  </a:graphic>
+                </wp:inline>
+              </w:drawing>
+            </w:r>
           </w:p>
         </w:tc>
         <w:tc>
@@ -5363,6 +5410,13 @@
                 <w:szCs w:val="16"/>
               </w:rPr>
             </w:pPr>
+            <w:r>
+              <w:rPr>
+                <w:sz w:val="16"/>
+                <w:szCs w:val="16"/>
+              </w:rPr>
+              <w:t>0</w:t>
+            </w:r>
           </w:p>
         </w:tc>
       </w:tr>
@@ -5498,6 +5552,13 @@
                 <w:szCs w:val="16"/>
               </w:rPr>
             </w:pPr>
+            <w:r>
+              <w:rPr>
+                <w:sz w:val="16"/>
+                <w:szCs w:val="16"/>
+              </w:rPr>
+              <w:t>1</w:t>
+            </w:r>
           </w:p>
         </w:tc>
       </w:tr>
@@ -5646,6 +5707,13 @@
                 <w:szCs w:val="16"/>
               </w:rPr>
             </w:pPr>
+            <w:r>
+              <w:rPr>
+                <w:sz w:val="16"/>
+                <w:szCs w:val="16"/>
+              </w:rPr>
+              <w:t>0</w:t>
+            </w:r>
           </w:p>
         </w:tc>
       </w:tr>
@@ -5784,6 +5852,13 @@
                 <w:szCs w:val="16"/>
               </w:rPr>
             </w:pPr>
+            <w:r>
+              <w:rPr>
+                <w:sz w:val="16"/>
+                <w:szCs w:val="16"/>
+              </w:rPr>
+              <w:t>1</w:t>
+            </w:r>
           </w:p>
         </w:tc>
       </w:tr>
@@ -5929,6 +6004,13 @@
                 <w:szCs w:val="16"/>
               </w:rPr>
             </w:pPr>
+            <w:r>
+              <w:rPr>
+                <w:sz w:val="16"/>
+                <w:szCs w:val="16"/>
+              </w:rPr>
+              <w:t>1</w:t>
+            </w:r>
           </w:p>
         </w:tc>
       </w:tr>
@@ -6061,6 +6143,13 @@
                 <w:szCs w:val="16"/>
               </w:rPr>
             </w:pPr>
+            <w:r>
+              <w:rPr>
+                <w:sz w:val="16"/>
+                <w:szCs w:val="16"/>
+              </w:rPr>
+              <w:t>0</w:t>
+            </w:r>
           </w:p>
         </w:tc>
       </w:tr>
@@ -6193,6 +6282,13 @@
                 <w:szCs w:val="16"/>
               </w:rPr>
             </w:pPr>
+            <w:r>
+              <w:rPr>
+                <w:sz w:val="16"/>
+                <w:szCs w:val="16"/>
+              </w:rPr>
+              <w:t>0</w:t>
+            </w:r>
           </w:p>
         </w:tc>
       </w:tr>
@@ -6328,6 +6424,13 @@
                 <w:szCs w:val="16"/>
               </w:rPr>
             </w:pPr>
+            <w:r>
+              <w:rPr>
+                <w:sz w:val="16"/>
+                <w:szCs w:val="16"/>
+              </w:rPr>
+              <w:t>0</w:t>
+            </w:r>
           </w:p>
         </w:tc>
       </w:tr>
@@ -6473,6 +6576,13 @@
                 <w:szCs w:val="16"/>
               </w:rPr>
             </w:pPr>
+            <w:r>
+              <w:rPr>
+                <w:sz w:val="16"/>
+                <w:szCs w:val="16"/>
+              </w:rPr>
+              <w:t>0</w:t>
+            </w:r>
           </w:p>
         </w:tc>
       </w:tr>
@@ -6605,6 +6715,13 @@
                 <w:szCs w:val="16"/>
               </w:rPr>
             </w:pPr>
+            <w:r>
+              <w:rPr>
+                <w:sz w:val="16"/>
+                <w:szCs w:val="16"/>
+              </w:rPr>
+              <w:t>1</w:t>
+            </w:r>
           </w:p>
         </w:tc>
       </w:tr>
@@ -6737,6 +6854,13 @@
                 <w:szCs w:val="16"/>
               </w:rPr>
             </w:pPr>
+            <w:r>
+              <w:rPr>
+                <w:sz w:val="16"/>
+                <w:szCs w:val="16"/>
+              </w:rPr>
+              <w:t>1</w:t>
+            </w:r>
           </w:p>
         </w:tc>
       </w:tr>
@@ -6872,6 +6996,13 @@
                 <w:szCs w:val="16"/>
               </w:rPr>
             </w:pPr>
+            <w:r>
+              <w:rPr>
+                <w:sz w:val="16"/>
+                <w:szCs w:val="16"/>
+              </w:rPr>
+              <w:t>1</w:t>
+            </w:r>
           </w:p>
         </w:tc>
       </w:tr>
@@ -7017,6 +7148,13 @@
                 <w:szCs w:val="16"/>
               </w:rPr>
             </w:pPr>
+            <w:r>
+              <w:rPr>
+                <w:sz w:val="16"/>
+                <w:szCs w:val="16"/>
+              </w:rPr>
+              <w:t>1</w:t>
+            </w:r>
           </w:p>
         </w:tc>
       </w:tr>
@@ -7149,6 +7287,13 @@
                 <w:szCs w:val="16"/>
               </w:rPr>
             </w:pPr>
+            <w:r>
+              <w:rPr>
+                <w:sz w:val="16"/>
+                <w:szCs w:val="16"/>
+              </w:rPr>
+              <w:t>1</w:t>
+            </w:r>
           </w:p>
         </w:tc>
       </w:tr>
@@ -7281,6 +7426,13 @@
                 <w:szCs w:val="16"/>
               </w:rPr>
             </w:pPr>
+            <w:r>
+              <w:rPr>
+                <w:sz w:val="16"/>
+                <w:szCs w:val="16"/>
+              </w:rPr>
+              <w:t>1</w:t>
+            </w:r>
           </w:p>
         </w:tc>
       </w:tr>
@@ -7416,6 +7568,13 @@
                 <w:szCs w:val="16"/>
               </w:rPr>
             </w:pPr>
+            <w:r>
+              <w:rPr>
+                <w:sz w:val="16"/>
+                <w:szCs w:val="16"/>
+              </w:rPr>
+              <w:t>0</w:t>
+            </w:r>
           </w:p>
         </w:tc>
       </w:tr>
@@ -7561,6 +7720,13 @@
                 <w:szCs w:val="16"/>
               </w:rPr>
             </w:pPr>
+            <w:r>
+              <w:rPr>
+                <w:sz w:val="16"/>
+                <w:szCs w:val="16"/>
+              </w:rPr>
+              <w:t>0</w:t>
+            </w:r>
           </w:p>
         </w:tc>
       </w:tr>
@@ -7693,6 +7859,13 @@
                 <w:szCs w:val="16"/>
               </w:rPr>
             </w:pPr>
+            <w:r>
+              <w:rPr>
+                <w:sz w:val="16"/>
+                <w:szCs w:val="16"/>
+              </w:rPr>
+              <w:t>0</w:t>
+            </w:r>
           </w:p>
         </w:tc>
       </w:tr>
@@ -7825,6 +7998,13 @@
                 <w:szCs w:val="16"/>
               </w:rPr>
             </w:pPr>
+            <w:r>
+              <w:rPr>
+                <w:sz w:val="16"/>
+                <w:szCs w:val="16"/>
+              </w:rPr>
+              <w:t>0</w:t>
+            </w:r>
           </w:p>
         </w:tc>
       </w:tr>
@@ -7960,6 +8140,13 @@
                 <w:szCs w:val="16"/>
               </w:rPr>
             </w:pPr>
+            <w:r>
+              <w:rPr>
+                <w:sz w:val="16"/>
+                <w:szCs w:val="16"/>
+              </w:rPr>
+              <w:t>1</w:t>
+            </w:r>
           </w:p>
         </w:tc>
       </w:tr>
@@ -8210,10 +8397,10 @@
         <w:tblLook w:val="04A0" w:firstRow="1" w:lastRow="0" w:firstColumn="1" w:lastColumn="0" w:noHBand="0" w:noVBand="1"/>
       </w:tblPr>
       <w:tblGrid>
-        <w:gridCol w:w="5343"/>
-        <w:gridCol w:w="965"/>
-        <w:gridCol w:w="917"/>
-        <w:gridCol w:w="1978"/>
+        <w:gridCol w:w="5378"/>
+        <w:gridCol w:w="956"/>
+        <w:gridCol w:w="909"/>
+        <w:gridCol w:w="1960"/>
       </w:tblGrid>
       <w:tr>
         <w:tc>
@@ -8310,6 +8497,47 @@
                 <w:szCs w:val="16"/>
               </w:rPr>
             </w:pPr>
+            <w:r>
+              <w:rPr>
+                <w:sz w:val="16"/>
+                <w:szCs w:val="16"/>
+              </w:rPr>
+              <w:drawing>
+                <wp:inline distT="0" distB="0" distL="0" distR="0" wp14:anchorId="67C29142" wp14:editId="623C7424">
+                  <wp:extent cx="3277964" cy="1097280"/>
+                  <wp:effectExtent l="0" t="0" r="0" b="7620"/>
+                  <wp:docPr id="5" name="Obraz 5"/>
+                  <wp:cNvGraphicFramePr>
+                    <a:graphicFrameLocks xmlns:a="http://schemas.openxmlformats.org/drawingml/2006/main" noChangeAspect="1"/>
+                  </wp:cNvGraphicFramePr>
+                  <a:graphic xmlns:a="http://schemas.openxmlformats.org/drawingml/2006/main">
+                    <a:graphicData uri="http://schemas.openxmlformats.org/drawingml/2006/picture">
+                      <pic:pic xmlns:pic="http://schemas.openxmlformats.org/drawingml/2006/picture">
+                        <pic:nvPicPr>
+                          <pic:cNvPr id="1" name=""/>
+                          <pic:cNvPicPr/>
+                        </pic:nvPicPr>
+                        <pic:blipFill>
+                          <a:blip r:embed="rId11"/>
+                          <a:stretch>
+                            <a:fillRect/>
+                          </a:stretch>
+                        </pic:blipFill>
+                        <pic:spPr>
+                          <a:xfrm>
+                            <a:off x="0" y="0"/>
+                            <a:ext cx="3299280" cy="1104415"/>
+                          </a:xfrm>
+                          <a:prstGeom prst="rect">
+                            <a:avLst/>
+                          </a:prstGeom>
+                        </pic:spPr>
+                      </pic:pic>
+                    </a:graphicData>
+                  </a:graphic>
+                </wp:inline>
+              </w:drawing>
+            </w:r>
           </w:p>
           <w:p>
             <w:pPr>
@@ -8547,6 +8775,15 @@
                 <w:szCs w:val="16"/>
               </w:rPr>
             </w:pPr>
+            <w:r>
+              <w:rPr>
+                <w:b/>
+                <w:bCs/>
+                <w:sz w:val="16"/>
+                <w:szCs w:val="16"/>
+              </w:rPr>
+              <w:t>0</w:t>
+            </w:r>
           </w:p>
         </w:tc>
       </w:tr>
@@ -8639,6 +8876,15 @@
                 <w:szCs w:val="16"/>
               </w:rPr>
             </w:pPr>
+            <w:r>
+              <w:rPr>
+                <w:b/>
+                <w:bCs/>
+                <w:sz w:val="16"/>
+                <w:szCs w:val="16"/>
+              </w:rPr>
+              <w:t>1</w:t>
+            </w:r>
           </w:p>
         </w:tc>
       </w:tr>
@@ -8731,6 +8977,15 @@
                 <w:szCs w:val="16"/>
               </w:rPr>
             </w:pPr>
+            <w:r>
+              <w:rPr>
+                <w:b/>
+                <w:bCs/>
+                <w:sz w:val="16"/>
+                <w:szCs w:val="16"/>
+              </w:rPr>
+              <w:t>1</w:t>
+            </w:r>
           </w:p>
         </w:tc>
       </w:tr>
@@ -8820,6 +9075,15 @@
                 <w:szCs w:val="16"/>
               </w:rPr>
             </w:pPr>
+            <w:r>
+              <w:rPr>
+                <w:b/>
+                <w:bCs/>
+                <w:sz w:val="16"/>
+                <w:szCs w:val="16"/>
+              </w:rPr>
+              <w:t>0</w:t>
+            </w:r>
           </w:p>
         </w:tc>
       </w:tr>
@@ -10554,7 +10818,6 @@
         <w:keepNext/>
       </w:pPr>
       <w:r>
-        <w:lastRenderedPageBreak/>
         <w:t xml:space="preserve">Tabela </w:t>
       </w:r>
       <w:r>
@@ -11460,7 +11723,7 @@
                     <pic:cNvPicPr/>
                   </pic:nvPicPr>
                   <pic:blipFill>
-                    <a:blip r:embed="rId10"/>
+                    <a:blip r:embed="rId12"/>
                     <a:stretch>
                       <a:fillRect/>
                     </a:stretch>
@@ -12319,7 +12582,7 @@
                     <pic:cNvPicPr/>
                   </pic:nvPicPr>
                   <pic:blipFill>
-                    <a:blip r:embed="rId11"/>
+                    <a:blip r:embed="rId13"/>
                     <a:stretch>
                       <a:fillRect/>
                     </a:stretch>
@@ -13248,6 +13511,7 @@
         <w:spacing w:line="360" w:lineRule="auto"/>
       </w:pPr>
       <w:r>
+        <w:lastRenderedPageBreak/>
         <w:t>z</w:t>
       </w:r>
       <w:r>
@@ -13323,7 +13587,6 @@
         <w:spacing w:line="360" w:lineRule="auto"/>
       </w:pPr>
       <w:r>
-        <w:lastRenderedPageBreak/>
         <w:t>We wnioskach odpowiedz na pytanie, k</w:t>
       </w:r>
       <w:r>
@@ -13426,7 +13689,7 @@
                     <pic:cNvPicPr/>
                   </pic:nvPicPr>
                   <pic:blipFill>
-                    <a:blip r:embed="rId12"/>
+                    <a:blip r:embed="rId14"/>
                     <a:stretch>
                       <a:fillRect/>
                     </a:stretch>
@@ -14459,7 +14722,7 @@
     <w:p/>
     <w:p/>
     <w:sectPr>
-      <w:headerReference w:type="default" r:id="rId13"/>
+      <w:headerReference w:type="default" r:id="rId15"/>
       <w:pgSz w:w="11906" w:h="16838"/>
       <w:pgMar w:top="1417" w:right="1417" w:bottom="1417" w:left="1276" w:header="708" w:footer="708" w:gutter="0"/>
       <w:cols w:space="708"/>
